--- a/docs/summer_2026/cases/index.docx
+++ b/docs/summer_2026/cases/index.docx
@@ -216,9 +216,14 @@
             <w:pPr>
               <w:pStyle w:val="Compact"/>
             </w:pPr>
-            <w:r>
-              <w:t xml:space="preserve">Grace Hopper, Compilers &amp; the Abstraction Bargain</w:t>
-            </w:r>
+            <w:hyperlink r:id="rId11">
+              <w:r>
+                <w:rPr>
+                  <w:rStyle w:val="Hyperlink"/>
+                </w:rPr>
+                <w:t xml:space="preserve">Grace Hopper, Compilers &amp; the Abstraction Bargain</w:t>
+              </w:r>
+            </w:hyperlink>
           </w:p>
         </w:tc>
         <w:tc>
@@ -229,10 +234,10 @@
             </w:pPr>
             <w:r>
               <w:rPr>
-                <w:i/>
-                <w:iCs/>
+                <w:b/>
+                <w:bCs/>
               </w:rPr>
-              <w:t xml:space="preserve">In progress</w:t>
+              <w:t xml:space="preserve">Available</w:t>
             </w:r>
           </w:p>
         </w:tc>
@@ -255,7 +260,7 @@
             <w:pPr>
               <w:pStyle w:val="Compact"/>
             </w:pPr>
-            <w:hyperlink r:id="rId11">
+            <w:hyperlink r:id="rId12">
               <w:r>
                 <w:rPr>
                   <w:rStyle w:val="Hyperlink"/>
@@ -594,7 +599,7 @@
         </w:tc>
       </w:tr>
     </w:tbl>
-    <w:bookmarkStart w:id="12" w:name="how-to-read-these"/>
+    <w:bookmarkStart w:id="13" w:name="how-to-read-these"/>
     <w:p>
       <w:pPr>
         <w:pStyle w:val="Heading2"/>
@@ -725,7 +730,7 @@
         <w:t xml:space="preserve">about with other people — not for looking up.</w:t>
       </w:r>
     </w:p>
-    <w:bookmarkEnd w:id="12"/>
+    <w:bookmarkEnd w:id="13"/>
     <w:sectPr>
       <w:footnotePr>
         <w:numRestart w:val="eachSect"/>
